--- a/templates/website/Toegankelijkheidsonderzoek website Template - with placeholders.docx
+++ b/templates/website/Toegankelijkheidsonderzoek website Template - with placeholders.docx
@@ -95,7 +95,7 @@
     </w:p>
     <w:p>
       <w:pPr>
-        <w:spacing w:before="8040"/>
+        <w:spacing w:before="6800"/>
         <w:jc w:val="right"/>
       </w:pPr>
       <w:r>
@@ -112,7 +112,7 @@
           <w:sz w:val="22"/>
           <w:szCs w:val="22"/>
         </w:rPr>
-        <w:t xml:space="preserve"> {projectSubject}</w:t>
+        <w:t xml:space="preserve"> {opdrachtgeverNaam}</w:t>
       </w:r>
     </w:p>
     <w:p>
